--- a/docs/声图SoundMap产品与技术设计文档.docx
+++ b/docs/声图SoundMap产品与技术设计文档.docx
@@ -2653,6 +2653,24 @@
           <w:sz w:val="21"/>
           <w:szCs w:val="21"/>
         </w:rPr>
+        <w:t xml:space="preserve">声纹资料库（Phase 2）：用户每次确认/修正说话人身份时，对应语音片段自动注册为该联系人的声纹向量（免费的标注数据）；后续新录音转写完成后按说话人切片提取声纹，与库中向量做 1:N 相似度检索，命中即自动带入真实姓名，不确定的才请用户确认——越用越准，是"个人音频知识库"的核心护城河之一。技术路线：ffmpeg 片段切割 + 声纹 embedding 模型（阿里开源 3D-Speaker/CAM++ 自部署或 ISI 说话人识别接口）+ 向量存储。</w:t>
+      </w:r>
+    </w:p>
+    <w:p>
+      <w:pPr>
+        <w:pStyle w:val="ListParagraph"/>
+        <w:numPr>
+          <w:ilvl w:val="0"/>
+          <w:numId w:val="2"/>
+        </w:numPr>
+        <w:spacing w:after="80" w:line="300"/>
+      </w:pPr>
+      <w:r>
+        <w:rPr>
+          <w:rFonts w:ascii="Calibri" w:eastAsia="Microsoft YaHei" w:hAnsi="Calibri"/>
+          <w:sz w:val="21"/>
+          <w:szCs w:val="21"/>
+        </w:rPr>
         <w:t xml:space="preserve">转写稿与音频逐句时间轴对齐：点击文字跳转播放，边听边改错字。</w:t>
       </w:r>
     </w:p>
@@ -7781,7 +7799,7 @@
                 <w:sz w:val="19"/>
                 <w:szCs w:val="19"/>
               </w:rPr>
-              <w:t xml:space="preserve">4 周</w:t>
+              <w:t xml:space="preserve">4~6 周</w:t>
             </w:r>
           </w:p>
         </w:tc>
@@ -7807,7 +7825,7 @@
                 <w:sz w:val="19"/>
                 <w:szCs w:val="19"/>
               </w:rPr>
-              <w:t xml:space="preserve">安卓通话录音自动导入、iOS 分享导入、自定义模板、分享页</w:t>
+              <w:t xml:space="preserve">安卓通话录音自动导入、iOS/安卓系统分享导入、声纹资料库（说话人自动识别）、自定义模板、分享页</w:t>
             </w:r>
           </w:p>
         </w:tc>
